--- a/templates/service_address_template.docx
+++ b/templates/service_address_template.docx
@@ -390,7 +390,9 @@
                 <w:sz w:val="24"/>
                 <w:rFonts w:ascii="仿宋" w:hAnsi="仿宋" w:eastAsia="仿宋"/>
               </w:rPr>
-              <w:t>【同意】受诉人民法院采用短信、电子邮件或统一微法院等方式送达传票、裁定书、判决书等各项法律文书。</w:t>
+              <w:t>□同意 □不同意</w:t>
+              <w:br/>
+              <w:t>可接收电子方式：{{ electronic_methods }}</w:t>
             </w:r>
           </w:p>
         </w:tc>
